--- a/docs/developpement/phases/word/PHASE_57_HYGIENE_ET_HACCP.docx
+++ b/docs/developpement/phases/word/PHASE_57_HYGIENE_ET_HACCP.docx
@@ -20,7 +20,7 @@
       <w:r>
         <w:t xml:space="preserve">FlaiX Expert · dossier de développement · généré le 2026-10-19 depuis le dépôt </w:t>
       </w:r>
-      <w:hyperlink w:history="1" r:id="rIdlam1kle1i2tcddiwlekrj">
+      <w:hyperlink w:history="1" r:id="rIdui_pkps3dliezagvxmhab">
         <w:r>
           <w:rPr>
             <w:rStyle w:val="Hyperlink"/>
@@ -576,7 +576,7 @@
           <w:numId w:val="2"/>
         </w:numPr>
       </w:pPr>
-      <w:hyperlink w:history="1" r:id="rId5kmgs2mepph5lcb6qow00">
+      <w:hyperlink w:history="1" r:id="rIdjop_b7mxjifgrkzmmswqw">
         <w:r>
           <w:rPr>
             <w:rStyle w:val="Hyperlink"/>
@@ -596,7 +596,7 @@
           <w:numId w:val="2"/>
         </w:numPr>
       </w:pPr>
-      <w:hyperlink w:history="1" r:id="rIdjz2b_wmuqlhej2r2y9ulz">
+      <w:hyperlink w:history="1" r:id="rIdpnf2pxmg7qfd8gl5ums1a">
         <w:r>
           <w:rPr>
             <w:rStyle w:val="Hyperlink"/>
@@ -644,7 +644,7 @@
       <w:r>
         <w:t xml:space="preserve"> — créé — </w:t>
       </w:r>
-      <w:hyperlink w:history="1" r:id="rId8ngzwzezmv2diwge9eovm">
+      <w:hyperlink w:history="1" r:id="rIdi7krptnpsatack7yuib_x">
         <w:r>
           <w:rPr>
             <w:rStyle w:val="Hyperlink"/>
@@ -681,7 +681,7 @@
       <w:r>
         <w:t xml:space="preserve"> — créé — </w:t>
       </w:r>
-      <w:hyperlink w:history="1" r:id="rIdyv54ojxulsqcnmwnmgzv7">
+      <w:hyperlink w:history="1" r:id="rId2vg2hr2pwprieqyafstye">
         <w:r>
           <w:rPr>
             <w:rStyle w:val="Hyperlink"/>
@@ -710,7 +710,7 @@
       <w:r>
         <w:t xml:space="preserve"> — modifié — </w:t>
       </w:r>
-      <w:hyperlink w:history="1" r:id="rIdxh-p0xkzw-dyz2ddjeba6">
+      <w:hyperlink w:history="1" r:id="rIdstenn9cf-lpn6jcl_jvbt">
         <w:r>
           <w:rPr>
             <w:rStyle w:val="Hyperlink"/>
@@ -739,7 +739,7 @@
       <w:r>
         <w:t xml:space="preserve"> — créé — </w:t>
       </w:r>
-      <w:hyperlink w:history="1" r:id="rIdws2jpgvwng8phvx9dfpz2">
+      <w:hyperlink w:history="1" r:id="rIdl1h5jua1lruz8vea7g2du">
         <w:r>
           <w:rPr>
             <w:rStyle w:val="Hyperlink"/>
@@ -776,7 +776,7 @@
       <w:r>
         <w:t xml:space="preserve"> — modifié — </w:t>
       </w:r>
-      <w:hyperlink w:history="1" r:id="rIdv2ebzyk14itw9cidgt8x1">
+      <w:hyperlink w:history="1" r:id="rId5coi3howbk33r70eawasx">
         <w:r>
           <w:rPr>
             <w:rStyle w:val="Hyperlink"/>
@@ -805,7 +805,7 @@
       <w:r>
         <w:t xml:space="preserve"> — modifié — </w:t>
       </w:r>
-      <w:hyperlink w:history="1" r:id="rIdoce6_loh2q8mhsonmlgjb">
+      <w:hyperlink w:history="1" r:id="rId-z_iopxnebrffrnup0klh">
         <w:r>
           <w:rPr>
             <w:rStyle w:val="Hyperlink"/>
@@ -834,7 +834,7 @@
       <w:r>
         <w:t xml:space="preserve"> — créé — </w:t>
       </w:r>
-      <w:hyperlink w:history="1" r:id="rIdaurqe5_6znij4mltcdchk">
+      <w:hyperlink w:history="1" r:id="rIdmfhr03x1j90tsy0x_ilum">
         <w:r>
           <w:rPr>
             <w:rStyle w:val="Hyperlink"/>
@@ -863,7 +863,7 @@
       <w:r>
         <w:t xml:space="preserve"> — modifié — </w:t>
       </w:r>
-      <w:hyperlink w:history="1" r:id="rId3lsneqd_0pvqgnufmkeom">
+      <w:hyperlink w:history="1" r:id="rIdshyitj9hcsd4fm6jh3wob">
         <w:r>
           <w:rPr>
             <w:rStyle w:val="Hyperlink"/>
@@ -892,7 +892,7 @@
       <w:r>
         <w:t xml:space="preserve"> — modifié — </w:t>
       </w:r>
-      <w:hyperlink w:history="1" r:id="rIdbhzgu5d3rvraybkqsqdae">
+      <w:hyperlink w:history="1" r:id="rIdzbl1h3zsyak_ng4rzhlkt">
         <w:r>
           <w:rPr>
             <w:rStyle w:val="Hyperlink"/>
@@ -929,7 +929,7 @@
       <w:r>
         <w:t xml:space="preserve"> — modifié — </w:t>
       </w:r>
-      <w:hyperlink w:history="1" r:id="rIdzomz25h-vveq6wnigdlu5">
+      <w:hyperlink w:history="1" r:id="rIddqst_r-g9380rpnnp-hpi">
         <w:r>
           <w:rPr>
             <w:rStyle w:val="Hyperlink"/>
@@ -958,7 +958,7 @@
       <w:r>
         <w:t xml:space="preserve"> — créé — </w:t>
       </w:r>
-      <w:hyperlink w:history="1" r:id="rIda6iakmtsidk0z2cbdw4cx">
+      <w:hyperlink w:history="1" r:id="rIdyuwy_cde-zqltnhityhgr">
         <w:r>
           <w:rPr>
             <w:rStyle w:val="Hyperlink"/>
@@ -987,7 +987,7 @@
       <w:r>
         <w:t xml:space="preserve"> — modifié — </w:t>
       </w:r>
-      <w:hyperlink w:history="1" r:id="rIdf5wwl_1mmra8spj56lgnr">
+      <w:hyperlink w:history="1" r:id="rIdsrxmgmxp5rbjgj-pl_ndi">
         <w:r>
           <w:rPr>
             <w:rStyle w:val="Hyperlink"/>
@@ -1024,7 +1024,7 @@
       <w:r>
         <w:t xml:space="preserve"> — modifié — </w:t>
       </w:r>
-      <w:hyperlink w:history="1" r:id="rIdj0zrc52rjrpr3qip70fvb">
+      <w:hyperlink w:history="1" r:id="rIdmcus0glmibcugowi3g5iy">
         <w:r>
           <w:rPr>
             <w:rStyle w:val="Hyperlink"/>
@@ -1053,7 +1053,7 @@
       <w:r>
         <w:t xml:space="preserve"> — modifié — </w:t>
       </w:r>
-      <w:hyperlink w:history="1" r:id="rIdqpgowesi8cmdbtkqtsb1h">
+      <w:hyperlink w:history="1" r:id="rIdnm4e0kpdaosbkp-b23to-">
         <w:r>
           <w:rPr>
             <w:rStyle w:val="Hyperlink"/>
@@ -1082,7 +1082,7 @@
       <w:r>
         <w:t xml:space="preserve"> — créé — </w:t>
       </w:r>
-      <w:hyperlink w:history="1" r:id="rIdv64zwvgqwb6rtj9qljtc6">
+      <w:hyperlink w:history="1" r:id="rIdr355efic4_h87udg9pjwz">
         <w:r>
           <w:rPr>
             <w:rStyle w:val="Hyperlink"/>
@@ -1111,7 +1111,7 @@
       <w:r>
         <w:t xml:space="preserve"> — créé — </w:t>
       </w:r>
-      <w:hyperlink w:history="1" r:id="rId2lnz8xvb5oegpsilwojap">
+      <w:hyperlink w:history="1" r:id="rIdx_kuqmukg4g9pk-ssir3k">
         <w:r>
           <w:rPr>
             <w:rStyle w:val="Hyperlink"/>
@@ -1140,7 +1140,7 @@
       <w:r>
         <w:t xml:space="preserve"> — modifié — </w:t>
       </w:r>
-      <w:hyperlink w:history="1" r:id="rId8_up-gikmlxs5fs18dgfl">
+      <w:hyperlink w:history="1" r:id="rIdrtxaoa5vztu63h9yoi6fn">
         <w:r>
           <w:rPr>
             <w:rStyle w:val="Hyperlink"/>

--- a/docs/developpement/phases/word/PHASE_57_HYGIENE_ET_HACCP.docx
+++ b/docs/developpement/phases/word/PHASE_57_HYGIENE_ET_HACCP.docx
@@ -20,7 +20,7 @@
       <w:r>
         <w:t xml:space="preserve">FlaiX Expert · dossier de développement · généré le 2026-10-19 depuis le dépôt </w:t>
       </w:r>
-      <w:hyperlink w:history="1" r:id="rIdui_pkps3dliezagvxmhab">
+      <w:hyperlink w:history="1" r:id="rIddc5wwaivprxzsy1jxqt2n">
         <w:r>
           <w:rPr>
             <w:rStyle w:val="Hyperlink"/>
@@ -576,7 +576,7 @@
           <w:numId w:val="2"/>
         </w:numPr>
       </w:pPr>
-      <w:hyperlink w:history="1" r:id="rIdjop_b7mxjifgrkzmmswqw">
+      <w:hyperlink w:history="1" r:id="rIdsvan1zqcgqzsvnsrhoex5">
         <w:r>
           <w:rPr>
             <w:rStyle w:val="Hyperlink"/>
@@ -596,7 +596,7 @@
           <w:numId w:val="2"/>
         </w:numPr>
       </w:pPr>
-      <w:hyperlink w:history="1" r:id="rIdpnf2pxmg7qfd8gl5ums1a">
+      <w:hyperlink w:history="1" r:id="rIdv5si2ocs2yk7fx6ermcl5">
         <w:r>
           <w:rPr>
             <w:rStyle w:val="Hyperlink"/>
@@ -644,7 +644,7 @@
       <w:r>
         <w:t xml:space="preserve"> — créé — </w:t>
       </w:r>
-      <w:hyperlink w:history="1" r:id="rIdi7krptnpsatack7yuib_x">
+      <w:hyperlink w:history="1" r:id="rIdr_9ppdpk5p74l3cb1-ejv">
         <w:r>
           <w:rPr>
             <w:rStyle w:val="Hyperlink"/>
@@ -681,7 +681,7 @@
       <w:r>
         <w:t xml:space="preserve"> — créé — </w:t>
       </w:r>
-      <w:hyperlink w:history="1" r:id="rId2vg2hr2pwprieqyafstye">
+      <w:hyperlink w:history="1" r:id="rId8mnrezepzmuzn-o8_woos">
         <w:r>
           <w:rPr>
             <w:rStyle w:val="Hyperlink"/>
@@ -710,7 +710,7 @@
       <w:r>
         <w:t xml:space="preserve"> — modifié — </w:t>
       </w:r>
-      <w:hyperlink w:history="1" r:id="rIdstenn9cf-lpn6jcl_jvbt">
+      <w:hyperlink w:history="1" r:id="rIdanxflnfve5pvv07voh0wu">
         <w:r>
           <w:rPr>
             <w:rStyle w:val="Hyperlink"/>
@@ -739,7 +739,7 @@
       <w:r>
         <w:t xml:space="preserve"> — créé — </w:t>
       </w:r>
-      <w:hyperlink w:history="1" r:id="rIdl1h5jua1lruz8vea7g2du">
+      <w:hyperlink w:history="1" r:id="rId5itywmie9hhtl63iyuxl0">
         <w:r>
           <w:rPr>
             <w:rStyle w:val="Hyperlink"/>
@@ -776,7 +776,7 @@
       <w:r>
         <w:t xml:space="preserve"> — modifié — </w:t>
       </w:r>
-      <w:hyperlink w:history="1" r:id="rId5coi3howbk33r70eawasx">
+      <w:hyperlink w:history="1" r:id="rIdhv9nazofzvdzdc2cexi8w">
         <w:r>
           <w:rPr>
             <w:rStyle w:val="Hyperlink"/>
@@ -805,7 +805,7 @@
       <w:r>
         <w:t xml:space="preserve"> — modifié — </w:t>
       </w:r>
-      <w:hyperlink w:history="1" r:id="rId-z_iopxnebrffrnup0klh">
+      <w:hyperlink w:history="1" r:id="rIdxbckbmxdvlf-kiedzvt4f">
         <w:r>
           <w:rPr>
             <w:rStyle w:val="Hyperlink"/>
@@ -834,7 +834,7 @@
       <w:r>
         <w:t xml:space="preserve"> — créé — </w:t>
       </w:r>
-      <w:hyperlink w:history="1" r:id="rIdmfhr03x1j90tsy0x_ilum">
+      <w:hyperlink w:history="1" r:id="rIdf8ufjub-6t2nennyw-xlo">
         <w:r>
           <w:rPr>
             <w:rStyle w:val="Hyperlink"/>
@@ -863,7 +863,7 @@
       <w:r>
         <w:t xml:space="preserve"> — modifié — </w:t>
       </w:r>
-      <w:hyperlink w:history="1" r:id="rIdshyitj9hcsd4fm6jh3wob">
+      <w:hyperlink w:history="1" r:id="rId3wiuixzypd2hledoplyfs">
         <w:r>
           <w:rPr>
             <w:rStyle w:val="Hyperlink"/>
@@ -892,7 +892,7 @@
       <w:r>
         <w:t xml:space="preserve"> — modifié — </w:t>
       </w:r>
-      <w:hyperlink w:history="1" r:id="rIdzbl1h3zsyak_ng4rzhlkt">
+      <w:hyperlink w:history="1" r:id="rIdn9dmkqmvnoyshw9ap90-r">
         <w:r>
           <w:rPr>
             <w:rStyle w:val="Hyperlink"/>
@@ -929,7 +929,7 @@
       <w:r>
         <w:t xml:space="preserve"> — modifié — </w:t>
       </w:r>
-      <w:hyperlink w:history="1" r:id="rIddqst_r-g9380rpnnp-hpi">
+      <w:hyperlink w:history="1" r:id="rIdd5ubialo-wneaej7u_dgr">
         <w:r>
           <w:rPr>
             <w:rStyle w:val="Hyperlink"/>
@@ -958,7 +958,7 @@
       <w:r>
         <w:t xml:space="preserve"> — créé — </w:t>
       </w:r>
-      <w:hyperlink w:history="1" r:id="rIdyuwy_cde-zqltnhityhgr">
+      <w:hyperlink w:history="1" r:id="rIdvcozyjmefbbtbkzgv7wjd">
         <w:r>
           <w:rPr>
             <w:rStyle w:val="Hyperlink"/>
@@ -987,7 +987,7 @@
       <w:r>
         <w:t xml:space="preserve"> — modifié — </w:t>
       </w:r>
-      <w:hyperlink w:history="1" r:id="rIdsrxmgmxp5rbjgj-pl_ndi">
+      <w:hyperlink w:history="1" r:id="rIdniw5xvj-ofr3clydigmrz">
         <w:r>
           <w:rPr>
             <w:rStyle w:val="Hyperlink"/>
@@ -1024,7 +1024,7 @@
       <w:r>
         <w:t xml:space="preserve"> — modifié — </w:t>
       </w:r>
-      <w:hyperlink w:history="1" r:id="rIdmcus0glmibcugowi3g5iy">
+      <w:hyperlink w:history="1" r:id="rIdfbuahbc7ciw6htnr3osqv">
         <w:r>
           <w:rPr>
             <w:rStyle w:val="Hyperlink"/>
@@ -1053,7 +1053,7 @@
       <w:r>
         <w:t xml:space="preserve"> — modifié — </w:t>
       </w:r>
-      <w:hyperlink w:history="1" r:id="rIdnm4e0kpdaosbkp-b23to-">
+      <w:hyperlink w:history="1" r:id="rId5f8islm6g3c66vsfc9xod">
         <w:r>
           <w:rPr>
             <w:rStyle w:val="Hyperlink"/>
@@ -1082,7 +1082,7 @@
       <w:r>
         <w:t xml:space="preserve"> — créé — </w:t>
       </w:r>
-      <w:hyperlink w:history="1" r:id="rIdr355efic4_h87udg9pjwz">
+      <w:hyperlink w:history="1" r:id="rIdkwhwldjffub7zn0pfaj1p">
         <w:r>
           <w:rPr>
             <w:rStyle w:val="Hyperlink"/>
@@ -1111,7 +1111,7 @@
       <w:r>
         <w:t xml:space="preserve"> — créé — </w:t>
       </w:r>
-      <w:hyperlink w:history="1" r:id="rIdx_kuqmukg4g9pk-ssir3k">
+      <w:hyperlink w:history="1" r:id="rIdvuzwrvo-siynj5js3dwl8">
         <w:r>
           <w:rPr>
             <w:rStyle w:val="Hyperlink"/>
@@ -1140,7 +1140,7 @@
       <w:r>
         <w:t xml:space="preserve"> — modifié — </w:t>
       </w:r>
-      <w:hyperlink w:history="1" r:id="rIdrtxaoa5vztu63h9yoi6fn">
+      <w:hyperlink w:history="1" r:id="rIdmafau-araz6bslirgtgoa">
         <w:r>
           <w:rPr>
             <w:rStyle w:val="Hyperlink"/>

--- a/docs/developpement/phases/word/PHASE_57_HYGIENE_ET_HACCP.docx
+++ b/docs/developpement/phases/word/PHASE_57_HYGIENE_ET_HACCP.docx
@@ -20,7 +20,7 @@
       <w:r>
         <w:t xml:space="preserve">FlaiX Expert · dossier de développement · généré le 2026-10-19 depuis le dépôt </w:t>
       </w:r>
-      <w:hyperlink w:history="1" r:id="rIddc5wwaivprxzsy1jxqt2n">
+      <w:hyperlink w:history="1" r:id="rIdodu6qedgorpe0rl3fnzqe">
         <w:r>
           <w:rPr>
             <w:rStyle w:val="Hyperlink"/>
@@ -576,7 +576,7 @@
           <w:numId w:val="2"/>
         </w:numPr>
       </w:pPr>
-      <w:hyperlink w:history="1" r:id="rIdsvan1zqcgqzsvnsrhoex5">
+      <w:hyperlink w:history="1" r:id="rIdsxhjoqpvfgudnsapxowda">
         <w:r>
           <w:rPr>
             <w:rStyle w:val="Hyperlink"/>
@@ -596,7 +596,7 @@
           <w:numId w:val="2"/>
         </w:numPr>
       </w:pPr>
-      <w:hyperlink w:history="1" r:id="rIdv5si2ocs2yk7fx6ermcl5">
+      <w:hyperlink w:history="1" r:id="rId_yasjskzadfnrqjt3ofpq">
         <w:r>
           <w:rPr>
             <w:rStyle w:val="Hyperlink"/>
@@ -644,7 +644,7 @@
       <w:r>
         <w:t xml:space="preserve"> — créé — </w:t>
       </w:r>
-      <w:hyperlink w:history="1" r:id="rIdr_9ppdpk5p74l3cb1-ejv">
+      <w:hyperlink w:history="1" r:id="rId6iwfj_ja3c8yhojtm_z8y">
         <w:r>
           <w:rPr>
             <w:rStyle w:val="Hyperlink"/>
@@ -681,7 +681,7 @@
       <w:r>
         <w:t xml:space="preserve"> — créé — </w:t>
       </w:r>
-      <w:hyperlink w:history="1" r:id="rId8mnrezepzmuzn-o8_woos">
+      <w:hyperlink w:history="1" r:id="rIdeqncisgqmqtmsygcwc6th">
         <w:r>
           <w:rPr>
             <w:rStyle w:val="Hyperlink"/>
@@ -710,7 +710,7 @@
       <w:r>
         <w:t xml:space="preserve"> — modifié — </w:t>
       </w:r>
-      <w:hyperlink w:history="1" r:id="rIdanxflnfve5pvv07voh0wu">
+      <w:hyperlink w:history="1" r:id="rIdgxsxlkk39gfqwmctyerql">
         <w:r>
           <w:rPr>
             <w:rStyle w:val="Hyperlink"/>
@@ -739,7 +739,7 @@
       <w:r>
         <w:t xml:space="preserve"> — créé — </w:t>
       </w:r>
-      <w:hyperlink w:history="1" r:id="rId5itywmie9hhtl63iyuxl0">
+      <w:hyperlink w:history="1" r:id="rIdpuy0rhdpdmvk4tcxr68s3">
         <w:r>
           <w:rPr>
             <w:rStyle w:val="Hyperlink"/>
@@ -776,7 +776,7 @@
       <w:r>
         <w:t xml:space="preserve"> — modifié — </w:t>
       </w:r>
-      <w:hyperlink w:history="1" r:id="rIdhv9nazofzvdzdc2cexi8w">
+      <w:hyperlink w:history="1" r:id="rIdokugsltlmzf4eaodzuzs0">
         <w:r>
           <w:rPr>
             <w:rStyle w:val="Hyperlink"/>
@@ -805,7 +805,7 @@
       <w:r>
         <w:t xml:space="preserve"> — modifié — </w:t>
       </w:r>
-      <w:hyperlink w:history="1" r:id="rIdxbckbmxdvlf-kiedzvt4f">
+      <w:hyperlink w:history="1" r:id="rIdwbxutm-o06cmhxpxvoann">
         <w:r>
           <w:rPr>
             <w:rStyle w:val="Hyperlink"/>
@@ -834,7 +834,7 @@
       <w:r>
         <w:t xml:space="preserve"> — créé — </w:t>
       </w:r>
-      <w:hyperlink w:history="1" r:id="rIdf8ufjub-6t2nennyw-xlo">
+      <w:hyperlink w:history="1" r:id="rIdmcedok1urz7b-3id_wuyq">
         <w:r>
           <w:rPr>
             <w:rStyle w:val="Hyperlink"/>
@@ -863,7 +863,7 @@
       <w:r>
         <w:t xml:space="preserve"> — modifié — </w:t>
       </w:r>
-      <w:hyperlink w:history="1" r:id="rId3wiuixzypd2hledoplyfs">
+      <w:hyperlink w:history="1" r:id="rIdcnai1yejobnkrgyhsbtkz">
         <w:r>
           <w:rPr>
             <w:rStyle w:val="Hyperlink"/>
@@ -892,7 +892,7 @@
       <w:r>
         <w:t xml:space="preserve"> — modifié — </w:t>
       </w:r>
-      <w:hyperlink w:history="1" r:id="rIdn9dmkqmvnoyshw9ap90-r">
+      <w:hyperlink w:history="1" r:id="rIdm1wyleeosksgxseonptx1">
         <w:r>
           <w:rPr>
             <w:rStyle w:val="Hyperlink"/>
@@ -929,7 +929,7 @@
       <w:r>
         <w:t xml:space="preserve"> — modifié — </w:t>
       </w:r>
-      <w:hyperlink w:history="1" r:id="rIdd5ubialo-wneaej7u_dgr">
+      <w:hyperlink w:history="1" r:id="rIdjllraol9nqxr_ivojaxyf">
         <w:r>
           <w:rPr>
             <w:rStyle w:val="Hyperlink"/>
@@ -958,7 +958,7 @@
       <w:r>
         <w:t xml:space="preserve"> — créé — </w:t>
       </w:r>
-      <w:hyperlink w:history="1" r:id="rIdvcozyjmefbbtbkzgv7wjd">
+      <w:hyperlink w:history="1" r:id="rIdyorl07nulolae01tgzkta">
         <w:r>
           <w:rPr>
             <w:rStyle w:val="Hyperlink"/>
@@ -987,7 +987,7 @@
       <w:r>
         <w:t xml:space="preserve"> — modifié — </w:t>
       </w:r>
-      <w:hyperlink w:history="1" r:id="rIdniw5xvj-ofr3clydigmrz">
+      <w:hyperlink w:history="1" r:id="rIdqtqdr4s0ivu4fhu1tveyf">
         <w:r>
           <w:rPr>
             <w:rStyle w:val="Hyperlink"/>
@@ -1024,7 +1024,7 @@
       <w:r>
         <w:t xml:space="preserve"> — modifié — </w:t>
       </w:r>
-      <w:hyperlink w:history="1" r:id="rIdfbuahbc7ciw6htnr3osqv">
+      <w:hyperlink w:history="1" r:id="rIdbdhqp5prltvtmzy55c7l_">
         <w:r>
           <w:rPr>
             <w:rStyle w:val="Hyperlink"/>
@@ -1053,7 +1053,7 @@
       <w:r>
         <w:t xml:space="preserve"> — modifié — </w:t>
       </w:r>
-      <w:hyperlink w:history="1" r:id="rId5f8islm6g3c66vsfc9xod">
+      <w:hyperlink w:history="1" r:id="rIddrnft5_ihzwuqd1az3cor">
         <w:r>
           <w:rPr>
             <w:rStyle w:val="Hyperlink"/>
@@ -1082,7 +1082,7 @@
       <w:r>
         <w:t xml:space="preserve"> — créé — </w:t>
       </w:r>
-      <w:hyperlink w:history="1" r:id="rIdkwhwldjffub7zn0pfaj1p">
+      <w:hyperlink w:history="1" r:id="rIdkfq1ovvqveu96rom4bcy1">
         <w:r>
           <w:rPr>
             <w:rStyle w:val="Hyperlink"/>
@@ -1111,7 +1111,7 @@
       <w:r>
         <w:t xml:space="preserve"> — créé — </w:t>
       </w:r>
-      <w:hyperlink w:history="1" r:id="rIdvuzwrvo-siynj5js3dwl8">
+      <w:hyperlink w:history="1" r:id="rIdpd8f30ui8tcs3xljfvfu3">
         <w:r>
           <w:rPr>
             <w:rStyle w:val="Hyperlink"/>
@@ -1140,7 +1140,7 @@
       <w:r>
         <w:t xml:space="preserve"> — modifié — </w:t>
       </w:r>
-      <w:hyperlink w:history="1" r:id="rIdmafau-araz6bslirgtgoa">
+      <w:hyperlink w:history="1" r:id="rIdph17ap4mgr062qnwkqccq">
         <w:r>
           <w:rPr>
             <w:rStyle w:val="Hyperlink"/>

--- a/docs/developpement/phases/word/PHASE_57_HYGIENE_ET_HACCP.docx
+++ b/docs/developpement/phases/word/PHASE_57_HYGIENE_ET_HACCP.docx
@@ -20,7 +20,7 @@
       <w:r>
         <w:t xml:space="preserve">FlaiX Expert · dossier de développement · généré le 2026-10-19 depuis le dépôt </w:t>
       </w:r>
-      <w:hyperlink w:history="1" r:id="rIdodu6qedgorpe0rl3fnzqe">
+      <w:hyperlink w:history="1" r:id="rId2tbhq--zjqli5fzqqp7ta">
         <w:r>
           <w:rPr>
             <w:rStyle w:val="Hyperlink"/>
@@ -576,7 +576,7 @@
           <w:numId w:val="2"/>
         </w:numPr>
       </w:pPr>
-      <w:hyperlink w:history="1" r:id="rIdsxhjoqpvfgudnsapxowda">
+      <w:hyperlink w:history="1" r:id="rIdxb2kubvzv71mwysiqkylx">
         <w:r>
           <w:rPr>
             <w:rStyle w:val="Hyperlink"/>
@@ -596,7 +596,7 @@
           <w:numId w:val="2"/>
         </w:numPr>
       </w:pPr>
-      <w:hyperlink w:history="1" r:id="rId_yasjskzadfnrqjt3ofpq">
+      <w:hyperlink w:history="1" r:id="rIdau_r0tav42hbr7z2bpavx">
         <w:r>
           <w:rPr>
             <w:rStyle w:val="Hyperlink"/>
@@ -644,7 +644,7 @@
       <w:r>
         <w:t xml:space="preserve"> — créé — </w:t>
       </w:r>
-      <w:hyperlink w:history="1" r:id="rId6iwfj_ja3c8yhojtm_z8y">
+      <w:hyperlink w:history="1" r:id="rIdvnift-hcqcfv7jgqg8jus">
         <w:r>
           <w:rPr>
             <w:rStyle w:val="Hyperlink"/>
@@ -681,7 +681,7 @@
       <w:r>
         <w:t xml:space="preserve"> — créé — </w:t>
       </w:r>
-      <w:hyperlink w:history="1" r:id="rIdeqncisgqmqtmsygcwc6th">
+      <w:hyperlink w:history="1" r:id="rIdtsqmvxlovjdfg3nvpym2h">
         <w:r>
           <w:rPr>
             <w:rStyle w:val="Hyperlink"/>
@@ -710,7 +710,7 @@
       <w:r>
         <w:t xml:space="preserve"> — modifié — </w:t>
       </w:r>
-      <w:hyperlink w:history="1" r:id="rIdgxsxlkk39gfqwmctyerql">
+      <w:hyperlink w:history="1" r:id="rIdmukctnetvcbaz6wamqrig">
         <w:r>
           <w:rPr>
             <w:rStyle w:val="Hyperlink"/>
@@ -739,7 +739,7 @@
       <w:r>
         <w:t xml:space="preserve"> — créé — </w:t>
       </w:r>
-      <w:hyperlink w:history="1" r:id="rIdpuy0rhdpdmvk4tcxr68s3">
+      <w:hyperlink w:history="1" r:id="rIdkayynnlyqmwu_5vqqussf">
         <w:r>
           <w:rPr>
             <w:rStyle w:val="Hyperlink"/>
@@ -776,7 +776,7 @@
       <w:r>
         <w:t xml:space="preserve"> — modifié — </w:t>
       </w:r>
-      <w:hyperlink w:history="1" r:id="rIdokugsltlmzf4eaodzuzs0">
+      <w:hyperlink w:history="1" r:id="rIdnxghptfppjqugssk31oyr">
         <w:r>
           <w:rPr>
             <w:rStyle w:val="Hyperlink"/>
@@ -805,7 +805,7 @@
       <w:r>
         <w:t xml:space="preserve"> — modifié — </w:t>
       </w:r>
-      <w:hyperlink w:history="1" r:id="rIdwbxutm-o06cmhxpxvoann">
+      <w:hyperlink w:history="1" r:id="rIdrolbp9jsy-5sabpbiqmiz">
         <w:r>
           <w:rPr>
             <w:rStyle w:val="Hyperlink"/>
@@ -834,7 +834,7 @@
       <w:r>
         <w:t xml:space="preserve"> — créé — </w:t>
       </w:r>
-      <w:hyperlink w:history="1" r:id="rIdmcedok1urz7b-3id_wuyq">
+      <w:hyperlink w:history="1" r:id="rIdxn8ejpxfahpw8cjlu8ebz">
         <w:r>
           <w:rPr>
             <w:rStyle w:val="Hyperlink"/>
@@ -863,7 +863,7 @@
       <w:r>
         <w:t xml:space="preserve"> — modifié — </w:t>
       </w:r>
-      <w:hyperlink w:history="1" r:id="rIdcnai1yejobnkrgyhsbtkz">
+      <w:hyperlink w:history="1" r:id="rIdan6zb6evtjll3pyoaoixn">
         <w:r>
           <w:rPr>
             <w:rStyle w:val="Hyperlink"/>
@@ -892,7 +892,7 @@
       <w:r>
         <w:t xml:space="preserve"> — modifié — </w:t>
       </w:r>
-      <w:hyperlink w:history="1" r:id="rIdm1wyleeosksgxseonptx1">
+      <w:hyperlink w:history="1" r:id="rIdewmvx_mgo38oag14psozq">
         <w:r>
           <w:rPr>
             <w:rStyle w:val="Hyperlink"/>
@@ -929,7 +929,7 @@
       <w:r>
         <w:t xml:space="preserve"> — modifié — </w:t>
       </w:r>
-      <w:hyperlink w:history="1" r:id="rIdjllraol9nqxr_ivojaxyf">
+      <w:hyperlink w:history="1" r:id="rIdldlzyde4nykni0huywscb">
         <w:r>
           <w:rPr>
             <w:rStyle w:val="Hyperlink"/>
@@ -958,7 +958,7 @@
       <w:r>
         <w:t xml:space="preserve"> — créé — </w:t>
       </w:r>
-      <w:hyperlink w:history="1" r:id="rIdyorl07nulolae01tgzkta">
+      <w:hyperlink w:history="1" r:id="rIdihogai99x9zight2lqszo">
         <w:r>
           <w:rPr>
             <w:rStyle w:val="Hyperlink"/>
@@ -987,7 +987,7 @@
       <w:r>
         <w:t xml:space="preserve"> — modifié — </w:t>
       </w:r>
-      <w:hyperlink w:history="1" r:id="rIdqtqdr4s0ivu4fhu1tveyf">
+      <w:hyperlink w:history="1" r:id="rIdccbtjx0x0hydmzdjxttva">
         <w:r>
           <w:rPr>
             <w:rStyle w:val="Hyperlink"/>
@@ -1024,7 +1024,7 @@
       <w:r>
         <w:t xml:space="preserve"> — modifié — </w:t>
       </w:r>
-      <w:hyperlink w:history="1" r:id="rIdbdhqp5prltvtmzy55c7l_">
+      <w:hyperlink w:history="1" r:id="rIdbbfzd0ylierfk0xtfctnk">
         <w:r>
           <w:rPr>
             <w:rStyle w:val="Hyperlink"/>
@@ -1053,7 +1053,7 @@
       <w:r>
         <w:t xml:space="preserve"> — modifié — </w:t>
       </w:r>
-      <w:hyperlink w:history="1" r:id="rIddrnft5_ihzwuqd1az3cor">
+      <w:hyperlink w:history="1" r:id="rId1lpp_dzgmjy8113qphuvr">
         <w:r>
           <w:rPr>
             <w:rStyle w:val="Hyperlink"/>
@@ -1082,7 +1082,7 @@
       <w:r>
         <w:t xml:space="preserve"> — créé — </w:t>
       </w:r>
-      <w:hyperlink w:history="1" r:id="rIdkfq1ovvqveu96rom4bcy1">
+      <w:hyperlink w:history="1" r:id="rIdxe8n8alaz_gi4vbvxuk65">
         <w:r>
           <w:rPr>
             <w:rStyle w:val="Hyperlink"/>
@@ -1111,7 +1111,7 @@
       <w:r>
         <w:t xml:space="preserve"> — créé — </w:t>
       </w:r>
-      <w:hyperlink w:history="1" r:id="rIdpd8f30ui8tcs3xljfvfu3">
+      <w:hyperlink w:history="1" r:id="rIdpkpfmwaar3did7y3maxv_">
         <w:r>
           <w:rPr>
             <w:rStyle w:val="Hyperlink"/>
@@ -1140,7 +1140,7 @@
       <w:r>
         <w:t xml:space="preserve"> — modifié — </w:t>
       </w:r>
-      <w:hyperlink w:history="1" r:id="rIdph17ap4mgr062qnwkqccq">
+      <w:hyperlink w:history="1" r:id="rIdq5jrhdrrpiloi6v4vbhkn">
         <w:r>
           <w:rPr>
             <w:rStyle w:val="Hyperlink"/>

--- a/docs/developpement/phases/word/PHASE_57_HYGIENE_ET_HACCP.docx
+++ b/docs/developpement/phases/word/PHASE_57_HYGIENE_ET_HACCP.docx
@@ -18,9 +18,9 @@
         <w:shd w:fill="F6F3FF" w:color="auto" w:val="clear"/>
       </w:pPr>
       <w:r>
-        <w:t xml:space="preserve">FlaiX Expert · dossier de développement · généré le 2026-10-19 depuis le dépôt </w:t>
-      </w:r>
-      <w:hyperlink w:history="1" r:id="rId2tbhq--zjqli5fzqqp7ta">
+        <w:t xml:space="preserve">FlaiX Expert · dossier de développement · généré le 2026-10-21 depuis le dépôt </w:t>
+      </w:r>
+      <w:hyperlink w:history="1" r:id="rIdgwh-gvsqschebvap_cwrg">
         <w:r>
           <w:rPr>
             <w:rStyle w:val="Hyperlink"/>
@@ -576,7 +576,7 @@
           <w:numId w:val="2"/>
         </w:numPr>
       </w:pPr>
-      <w:hyperlink w:history="1" r:id="rIdxb2kubvzv71mwysiqkylx">
+      <w:hyperlink w:history="1" r:id="rIdpl91oevuhlzcfshbe314r">
         <w:r>
           <w:rPr>
             <w:rStyle w:val="Hyperlink"/>
@@ -596,7 +596,7 @@
           <w:numId w:val="2"/>
         </w:numPr>
       </w:pPr>
-      <w:hyperlink w:history="1" r:id="rIdau_r0tav42hbr7z2bpavx">
+      <w:hyperlink w:history="1" r:id="rIdfda8vk7pup4uyuohnhasr">
         <w:r>
           <w:rPr>
             <w:rStyle w:val="Hyperlink"/>
@@ -644,7 +644,7 @@
       <w:r>
         <w:t xml:space="preserve"> — créé — </w:t>
       </w:r>
-      <w:hyperlink w:history="1" r:id="rIdvnift-hcqcfv7jgqg8jus">
+      <w:hyperlink w:history="1" r:id="rIdruje_hxoshtbujeu-dwjf">
         <w:r>
           <w:rPr>
             <w:rStyle w:val="Hyperlink"/>
@@ -681,7 +681,7 @@
       <w:r>
         <w:t xml:space="preserve"> — créé — </w:t>
       </w:r>
-      <w:hyperlink w:history="1" r:id="rIdtsqmvxlovjdfg3nvpym2h">
+      <w:hyperlink w:history="1" r:id="rIdtpin2649mtj40s8tuk2hp">
         <w:r>
           <w:rPr>
             <w:rStyle w:val="Hyperlink"/>
@@ -710,7 +710,7 @@
       <w:r>
         <w:t xml:space="preserve"> — modifié — </w:t>
       </w:r>
-      <w:hyperlink w:history="1" r:id="rIdmukctnetvcbaz6wamqrig">
+      <w:hyperlink w:history="1" r:id="rIdv4q-cyarckmilca396mpu">
         <w:r>
           <w:rPr>
             <w:rStyle w:val="Hyperlink"/>
@@ -739,7 +739,7 @@
       <w:r>
         <w:t xml:space="preserve"> — créé — </w:t>
       </w:r>
-      <w:hyperlink w:history="1" r:id="rIdkayynnlyqmwu_5vqqussf">
+      <w:hyperlink w:history="1" r:id="rId5h-fywtcaxvbty--5yrlb">
         <w:r>
           <w:rPr>
             <w:rStyle w:val="Hyperlink"/>
@@ -776,7 +776,7 @@
       <w:r>
         <w:t xml:space="preserve"> — modifié — </w:t>
       </w:r>
-      <w:hyperlink w:history="1" r:id="rIdnxghptfppjqugssk31oyr">
+      <w:hyperlink w:history="1" r:id="rIdae_wdlpzlba9tymlvhm2d">
         <w:r>
           <w:rPr>
             <w:rStyle w:val="Hyperlink"/>
@@ -805,7 +805,7 @@
       <w:r>
         <w:t xml:space="preserve"> — modifié — </w:t>
       </w:r>
-      <w:hyperlink w:history="1" r:id="rIdrolbp9jsy-5sabpbiqmiz">
+      <w:hyperlink w:history="1" r:id="rIdrgkjd-417vjzjvzuolk9n">
         <w:r>
           <w:rPr>
             <w:rStyle w:val="Hyperlink"/>
@@ -834,7 +834,7 @@
       <w:r>
         <w:t xml:space="preserve"> — créé — </w:t>
       </w:r>
-      <w:hyperlink w:history="1" r:id="rIdxn8ejpxfahpw8cjlu8ebz">
+      <w:hyperlink w:history="1" r:id="rIdf8vsjyfbthxmp_kcnbrqo">
         <w:r>
           <w:rPr>
             <w:rStyle w:val="Hyperlink"/>
@@ -863,7 +863,7 @@
       <w:r>
         <w:t xml:space="preserve"> — modifié — </w:t>
       </w:r>
-      <w:hyperlink w:history="1" r:id="rIdan6zb6evtjll3pyoaoixn">
+      <w:hyperlink w:history="1" r:id="rIdngdsc8fjgbsaegxp7rcbb">
         <w:r>
           <w:rPr>
             <w:rStyle w:val="Hyperlink"/>
@@ -892,7 +892,7 @@
       <w:r>
         <w:t xml:space="preserve"> — modifié — </w:t>
       </w:r>
-      <w:hyperlink w:history="1" r:id="rIdewmvx_mgo38oag14psozq">
+      <w:hyperlink w:history="1" r:id="rIdzt_-rhuowtscx4were2y5">
         <w:r>
           <w:rPr>
             <w:rStyle w:val="Hyperlink"/>
@@ -929,7 +929,7 @@
       <w:r>
         <w:t xml:space="preserve"> — modifié — </w:t>
       </w:r>
-      <w:hyperlink w:history="1" r:id="rIdldlzyde4nykni0huywscb">
+      <w:hyperlink w:history="1" r:id="rIdp_gsehhi__pmpd6rk5wn8">
         <w:r>
           <w:rPr>
             <w:rStyle w:val="Hyperlink"/>
@@ -958,7 +958,7 @@
       <w:r>
         <w:t xml:space="preserve"> — créé — </w:t>
       </w:r>
-      <w:hyperlink w:history="1" r:id="rIdihogai99x9zight2lqszo">
+      <w:hyperlink w:history="1" r:id="rId4tfxr88mlemtqhvfc3xb4">
         <w:r>
           <w:rPr>
             <w:rStyle w:val="Hyperlink"/>
@@ -987,7 +987,7 @@
       <w:r>
         <w:t xml:space="preserve"> — modifié — </w:t>
       </w:r>
-      <w:hyperlink w:history="1" r:id="rIdccbtjx0x0hydmzdjxttva">
+      <w:hyperlink w:history="1" r:id="rIdu8_kuxqwsr9h131e_uxa5">
         <w:r>
           <w:rPr>
             <w:rStyle w:val="Hyperlink"/>
@@ -1024,7 +1024,7 @@
       <w:r>
         <w:t xml:space="preserve"> — modifié — </w:t>
       </w:r>
-      <w:hyperlink w:history="1" r:id="rIdbbfzd0ylierfk0xtfctnk">
+      <w:hyperlink w:history="1" r:id="rIdvshqtokninueycjuzziij">
         <w:r>
           <w:rPr>
             <w:rStyle w:val="Hyperlink"/>
@@ -1053,7 +1053,7 @@
       <w:r>
         <w:t xml:space="preserve"> — modifié — </w:t>
       </w:r>
-      <w:hyperlink w:history="1" r:id="rId1lpp_dzgmjy8113qphuvr">
+      <w:hyperlink w:history="1" r:id="rIdyj6c0bt-2o3sj8ccsnxy5">
         <w:r>
           <w:rPr>
             <w:rStyle w:val="Hyperlink"/>
@@ -1082,7 +1082,7 @@
       <w:r>
         <w:t xml:space="preserve"> — créé — </w:t>
       </w:r>
-      <w:hyperlink w:history="1" r:id="rIdxe8n8alaz_gi4vbvxuk65">
+      <w:hyperlink w:history="1" r:id="rId98px8yjcvzxaixztcgehg">
         <w:r>
           <w:rPr>
             <w:rStyle w:val="Hyperlink"/>
@@ -1111,7 +1111,7 @@
       <w:r>
         <w:t xml:space="preserve"> — créé — </w:t>
       </w:r>
-      <w:hyperlink w:history="1" r:id="rIdpkpfmwaar3did7y3maxv_">
+      <w:hyperlink w:history="1" r:id="rIdmjlnjub7t4wjzholghpul">
         <w:r>
           <w:rPr>
             <w:rStyle w:val="Hyperlink"/>
@@ -1140,7 +1140,7 @@
       <w:r>
         <w:t xml:space="preserve"> — modifié — </w:t>
       </w:r>
-      <w:hyperlink w:history="1" r:id="rIdq5jrhdrrpiloi6v4vbhkn">
+      <w:hyperlink w:history="1" r:id="rId5ttcyx9d4a_alyzzxtwzh">
         <w:r>
           <w:rPr>
             <w:rStyle w:val="Hyperlink"/>

--- a/docs/developpement/phases/word/PHASE_57_HYGIENE_ET_HACCP.docx
+++ b/docs/developpement/phases/word/PHASE_57_HYGIENE_ET_HACCP.docx
@@ -20,7 +20,7 @@
       <w:r>
         <w:t xml:space="preserve">FlaiX Expert · dossier de développement · généré le 2026-10-21 depuis le dépôt </w:t>
       </w:r>
-      <w:hyperlink w:history="1" r:id="rIdgwh-gvsqschebvap_cwrg">
+      <w:hyperlink w:history="1" r:id="rIddzleb0rp0ytn6dqyrtvjz">
         <w:r>
           <w:rPr>
             <w:rStyle w:val="Hyperlink"/>
@@ -576,7 +576,7 @@
           <w:numId w:val="2"/>
         </w:numPr>
       </w:pPr>
-      <w:hyperlink w:history="1" r:id="rIdpl91oevuhlzcfshbe314r">
+      <w:hyperlink w:history="1" r:id="rIdwfhtptzxg6ftecdz6czdq">
         <w:r>
           <w:rPr>
             <w:rStyle w:val="Hyperlink"/>
@@ -596,7 +596,7 @@
           <w:numId w:val="2"/>
         </w:numPr>
       </w:pPr>
-      <w:hyperlink w:history="1" r:id="rIdfda8vk7pup4uyuohnhasr">
+      <w:hyperlink w:history="1" r:id="rIdfvo4jkjfhexh51chofryv">
         <w:r>
           <w:rPr>
             <w:rStyle w:val="Hyperlink"/>
@@ -644,7 +644,7 @@
       <w:r>
         <w:t xml:space="preserve"> — créé — </w:t>
       </w:r>
-      <w:hyperlink w:history="1" r:id="rIdruje_hxoshtbujeu-dwjf">
+      <w:hyperlink w:history="1" r:id="rIdxr4r9h1p8rduey2z8zm2o">
         <w:r>
           <w:rPr>
             <w:rStyle w:val="Hyperlink"/>
@@ -681,7 +681,7 @@
       <w:r>
         <w:t xml:space="preserve"> — créé — </w:t>
       </w:r>
-      <w:hyperlink w:history="1" r:id="rIdtpin2649mtj40s8tuk2hp">
+      <w:hyperlink w:history="1" r:id="rIdp0-aziopc_go3qqp1pm21">
         <w:r>
           <w:rPr>
             <w:rStyle w:val="Hyperlink"/>
@@ -710,7 +710,7 @@
       <w:r>
         <w:t xml:space="preserve"> — modifié — </w:t>
       </w:r>
-      <w:hyperlink w:history="1" r:id="rIdv4q-cyarckmilca396mpu">
+      <w:hyperlink w:history="1" r:id="rId1jo5-gs_0an5rtqfueaw4">
         <w:r>
           <w:rPr>
             <w:rStyle w:val="Hyperlink"/>
@@ -739,7 +739,7 @@
       <w:r>
         <w:t xml:space="preserve"> — créé — </w:t>
       </w:r>
-      <w:hyperlink w:history="1" r:id="rId5h-fywtcaxvbty--5yrlb">
+      <w:hyperlink w:history="1" r:id="rIddbj2sg74nriag7wgsvzli">
         <w:r>
           <w:rPr>
             <w:rStyle w:val="Hyperlink"/>
@@ -776,7 +776,7 @@
       <w:r>
         <w:t xml:space="preserve"> — modifié — </w:t>
       </w:r>
-      <w:hyperlink w:history="1" r:id="rIdae_wdlpzlba9tymlvhm2d">
+      <w:hyperlink w:history="1" r:id="rIdawwcmx1dzrxrvpdjk8rep">
         <w:r>
           <w:rPr>
             <w:rStyle w:val="Hyperlink"/>
@@ -805,7 +805,7 @@
       <w:r>
         <w:t xml:space="preserve"> — modifié — </w:t>
       </w:r>
-      <w:hyperlink w:history="1" r:id="rIdrgkjd-417vjzjvzuolk9n">
+      <w:hyperlink w:history="1" r:id="rIdrqeaerhg1jssrm5szdrno">
         <w:r>
           <w:rPr>
             <w:rStyle w:val="Hyperlink"/>
@@ -834,7 +834,7 @@
       <w:r>
         <w:t xml:space="preserve"> — créé — </w:t>
       </w:r>
-      <w:hyperlink w:history="1" r:id="rIdf8vsjyfbthxmp_kcnbrqo">
+      <w:hyperlink w:history="1" r:id="rIdhqbkcxar4hhd1-k21_m44">
         <w:r>
           <w:rPr>
             <w:rStyle w:val="Hyperlink"/>
@@ -863,7 +863,7 @@
       <w:r>
         <w:t xml:space="preserve"> — modifié — </w:t>
       </w:r>
-      <w:hyperlink w:history="1" r:id="rIdngdsc8fjgbsaegxp7rcbb">
+      <w:hyperlink w:history="1" r:id="rIdeamcoyeldzzook-et9agp">
         <w:r>
           <w:rPr>
             <w:rStyle w:val="Hyperlink"/>
@@ -892,7 +892,7 @@
       <w:r>
         <w:t xml:space="preserve"> — modifié — </w:t>
       </w:r>
-      <w:hyperlink w:history="1" r:id="rIdzt_-rhuowtscx4were2y5">
+      <w:hyperlink w:history="1" r:id="rIdvzq93rdtwl6bcaomkqhrs">
         <w:r>
           <w:rPr>
             <w:rStyle w:val="Hyperlink"/>
@@ -929,7 +929,7 @@
       <w:r>
         <w:t xml:space="preserve"> — modifié — </w:t>
       </w:r>
-      <w:hyperlink w:history="1" r:id="rIdp_gsehhi__pmpd6rk5wn8">
+      <w:hyperlink w:history="1" r:id="rId5nxlqcvv2toc_zhwwwc-j">
         <w:r>
           <w:rPr>
             <w:rStyle w:val="Hyperlink"/>
@@ -958,7 +958,7 @@
       <w:r>
         <w:t xml:space="preserve"> — créé — </w:t>
       </w:r>
-      <w:hyperlink w:history="1" r:id="rId4tfxr88mlemtqhvfc3xb4">
+      <w:hyperlink w:history="1" r:id="rIdagb1vvpbdjwlarfcqynvg">
         <w:r>
           <w:rPr>
             <w:rStyle w:val="Hyperlink"/>
@@ -987,7 +987,7 @@
       <w:r>
         <w:t xml:space="preserve"> — modifié — </w:t>
       </w:r>
-      <w:hyperlink w:history="1" r:id="rIdu8_kuxqwsr9h131e_uxa5">
+      <w:hyperlink w:history="1" r:id="rIdtjj3kexwkacnsnpym7duc">
         <w:r>
           <w:rPr>
             <w:rStyle w:val="Hyperlink"/>
@@ -1024,7 +1024,7 @@
       <w:r>
         <w:t xml:space="preserve"> — modifié — </w:t>
       </w:r>
-      <w:hyperlink w:history="1" r:id="rIdvshqtokninueycjuzziij">
+      <w:hyperlink w:history="1" r:id="rId0_b0blnslawu8sqnuqjwc">
         <w:r>
           <w:rPr>
             <w:rStyle w:val="Hyperlink"/>
@@ -1053,7 +1053,7 @@
       <w:r>
         <w:t xml:space="preserve"> — modifié — </w:t>
       </w:r>
-      <w:hyperlink w:history="1" r:id="rIdyj6c0bt-2o3sj8ccsnxy5">
+      <w:hyperlink w:history="1" r:id="rIdug6fwsnsn7m5k_7ttjhrg">
         <w:r>
           <w:rPr>
             <w:rStyle w:val="Hyperlink"/>
@@ -1082,7 +1082,7 @@
       <w:r>
         <w:t xml:space="preserve"> — créé — </w:t>
       </w:r>
-      <w:hyperlink w:history="1" r:id="rId98px8yjcvzxaixztcgehg">
+      <w:hyperlink w:history="1" r:id="rId5aka3zzpvilwevtez369g">
         <w:r>
           <w:rPr>
             <w:rStyle w:val="Hyperlink"/>
@@ -1111,7 +1111,7 @@
       <w:r>
         <w:t xml:space="preserve"> — créé — </w:t>
       </w:r>
-      <w:hyperlink w:history="1" r:id="rIdmjlnjub7t4wjzholghpul">
+      <w:hyperlink w:history="1" r:id="rIdrokpylj9gky_dryll_c_j">
         <w:r>
           <w:rPr>
             <w:rStyle w:val="Hyperlink"/>
@@ -1140,7 +1140,7 @@
       <w:r>
         <w:t xml:space="preserve"> — modifié — </w:t>
       </w:r>
-      <w:hyperlink w:history="1" r:id="rId5ttcyx9d4a_alyzzxtwzh">
+      <w:hyperlink w:history="1" r:id="rIdf03olcmqv3wigvkwwy8qt">
         <w:r>
           <w:rPr>
             <w:rStyle w:val="Hyperlink"/>

--- a/docs/developpement/phases/word/PHASE_57_HYGIENE_ET_HACCP.docx
+++ b/docs/developpement/phases/word/PHASE_57_HYGIENE_ET_HACCP.docx
@@ -18,9 +18,9 @@
         <w:shd w:fill="F6F3FF" w:color="auto" w:val="clear"/>
       </w:pPr>
       <w:r>
-        <w:t xml:space="preserve">FlaiX Expert · dossier de développement · généré le 2026-10-21 depuis le dépôt </w:t>
-      </w:r>
-      <w:hyperlink w:history="1" r:id="rIddzleb0rp0ytn6dqyrtvjz">
+        <w:t xml:space="preserve">FlaiX Expert · dossier de développement · généré le 2026-10-23 depuis le dépôt </w:t>
+      </w:r>
+      <w:hyperlink w:history="1" r:id="rId3xvxxk66f9cuudbuklatw">
         <w:r>
           <w:rPr>
             <w:rStyle w:val="Hyperlink"/>
@@ -576,7 +576,7 @@
           <w:numId w:val="2"/>
         </w:numPr>
       </w:pPr>
-      <w:hyperlink w:history="1" r:id="rIdwfhtptzxg6ftecdz6czdq">
+      <w:hyperlink w:history="1" r:id="rId3r3_usmni3tajqqmnxcew">
         <w:r>
           <w:rPr>
             <w:rStyle w:val="Hyperlink"/>
@@ -596,7 +596,7 @@
           <w:numId w:val="2"/>
         </w:numPr>
       </w:pPr>
-      <w:hyperlink w:history="1" r:id="rIdfvo4jkjfhexh51chofryv">
+      <w:hyperlink w:history="1" r:id="rIdcs8_skk3vnuzz0nsnrkzp">
         <w:r>
           <w:rPr>
             <w:rStyle w:val="Hyperlink"/>
@@ -644,7 +644,7 @@
       <w:r>
         <w:t xml:space="preserve"> — créé — </w:t>
       </w:r>
-      <w:hyperlink w:history="1" r:id="rIdxr4r9h1p8rduey2z8zm2o">
+      <w:hyperlink w:history="1" r:id="rId6jsxblx3ka52euukp4jev">
         <w:r>
           <w:rPr>
             <w:rStyle w:val="Hyperlink"/>
@@ -681,7 +681,7 @@
       <w:r>
         <w:t xml:space="preserve"> — créé — </w:t>
       </w:r>
-      <w:hyperlink w:history="1" r:id="rIdp0-aziopc_go3qqp1pm21">
+      <w:hyperlink w:history="1" r:id="rIdeffn-jpngf18uxcc24wwc">
         <w:r>
           <w:rPr>
             <w:rStyle w:val="Hyperlink"/>
@@ -710,7 +710,7 @@
       <w:r>
         <w:t xml:space="preserve"> — modifié — </w:t>
       </w:r>
-      <w:hyperlink w:history="1" r:id="rId1jo5-gs_0an5rtqfueaw4">
+      <w:hyperlink w:history="1" r:id="rIdirsuvsi31mx4uljhjlzi3">
         <w:r>
           <w:rPr>
             <w:rStyle w:val="Hyperlink"/>
@@ -739,7 +739,7 @@
       <w:r>
         <w:t xml:space="preserve"> — créé — </w:t>
       </w:r>
-      <w:hyperlink w:history="1" r:id="rIddbj2sg74nriag7wgsvzli">
+      <w:hyperlink w:history="1" r:id="rIdundwmf27yltgoluqlq6do">
         <w:r>
           <w:rPr>
             <w:rStyle w:val="Hyperlink"/>
@@ -776,7 +776,7 @@
       <w:r>
         <w:t xml:space="preserve"> — modifié — </w:t>
       </w:r>
-      <w:hyperlink w:history="1" r:id="rIdawwcmx1dzrxrvpdjk8rep">
+      <w:hyperlink w:history="1" r:id="rIdyvjz9j-n4_0t2zaju4oub">
         <w:r>
           <w:rPr>
             <w:rStyle w:val="Hyperlink"/>
@@ -805,7 +805,7 @@
       <w:r>
         <w:t xml:space="preserve"> — modifié — </w:t>
       </w:r>
-      <w:hyperlink w:history="1" r:id="rIdrqeaerhg1jssrm5szdrno">
+      <w:hyperlink w:history="1" r:id="rIdu87i5kptya9l2a4jdbvgm">
         <w:r>
           <w:rPr>
             <w:rStyle w:val="Hyperlink"/>
@@ -834,7 +834,7 @@
       <w:r>
         <w:t xml:space="preserve"> — créé — </w:t>
       </w:r>
-      <w:hyperlink w:history="1" r:id="rIdhqbkcxar4hhd1-k21_m44">
+      <w:hyperlink w:history="1" r:id="rId7ytibw1-goqcms4glszza">
         <w:r>
           <w:rPr>
             <w:rStyle w:val="Hyperlink"/>
@@ -863,7 +863,7 @@
       <w:r>
         <w:t xml:space="preserve"> — modifié — </w:t>
       </w:r>
-      <w:hyperlink w:history="1" r:id="rIdeamcoyeldzzook-et9agp">
+      <w:hyperlink w:history="1" r:id="rIdrrb-eppvoyweqqkvxjkiu">
         <w:r>
           <w:rPr>
             <w:rStyle w:val="Hyperlink"/>
@@ -892,7 +892,7 @@
       <w:r>
         <w:t xml:space="preserve"> — modifié — </w:t>
       </w:r>
-      <w:hyperlink w:history="1" r:id="rIdvzq93rdtwl6bcaomkqhrs">
+      <w:hyperlink w:history="1" r:id="rIdpbbvo0hmilyxdby5jiatn">
         <w:r>
           <w:rPr>
             <w:rStyle w:val="Hyperlink"/>
@@ -929,7 +929,7 @@
       <w:r>
         <w:t xml:space="preserve"> — modifié — </w:t>
       </w:r>
-      <w:hyperlink w:history="1" r:id="rId5nxlqcvv2toc_zhwwwc-j">
+      <w:hyperlink w:history="1" r:id="rId_wtbkgp0gvvlqix-wpiyt">
         <w:r>
           <w:rPr>
             <w:rStyle w:val="Hyperlink"/>
@@ -958,7 +958,7 @@
       <w:r>
         <w:t xml:space="preserve"> — créé — </w:t>
       </w:r>
-      <w:hyperlink w:history="1" r:id="rIdagb1vvpbdjwlarfcqynvg">
+      <w:hyperlink w:history="1" r:id="rIdvheeoq5wjkawqtcubx28x">
         <w:r>
           <w:rPr>
             <w:rStyle w:val="Hyperlink"/>
@@ -987,7 +987,7 @@
       <w:r>
         <w:t xml:space="preserve"> — modifié — </w:t>
       </w:r>
-      <w:hyperlink w:history="1" r:id="rIdtjj3kexwkacnsnpym7duc">
+      <w:hyperlink w:history="1" r:id="rId5aa0eohw8ah2sqe_zv2o8">
         <w:r>
           <w:rPr>
             <w:rStyle w:val="Hyperlink"/>
@@ -1024,7 +1024,7 @@
       <w:r>
         <w:t xml:space="preserve"> — modifié — </w:t>
       </w:r>
-      <w:hyperlink w:history="1" r:id="rId0_b0blnslawu8sqnuqjwc">
+      <w:hyperlink w:history="1" r:id="rIdqcn4bx49j9rimqi7evlvi">
         <w:r>
           <w:rPr>
             <w:rStyle w:val="Hyperlink"/>
@@ -1053,7 +1053,7 @@
       <w:r>
         <w:t xml:space="preserve"> — modifié — </w:t>
       </w:r>
-      <w:hyperlink w:history="1" r:id="rIdug6fwsnsn7m5k_7ttjhrg">
+      <w:hyperlink w:history="1" r:id="rIduwceigmafgsbnqcj56szh">
         <w:r>
           <w:rPr>
             <w:rStyle w:val="Hyperlink"/>
@@ -1082,7 +1082,7 @@
       <w:r>
         <w:t xml:space="preserve"> — créé — </w:t>
       </w:r>
-      <w:hyperlink w:history="1" r:id="rId5aka3zzpvilwevtez369g">
+      <w:hyperlink w:history="1" r:id="rIdzxpnd6ohnfagh2ax7xy44">
         <w:r>
           <w:rPr>
             <w:rStyle w:val="Hyperlink"/>
@@ -1111,7 +1111,7 @@
       <w:r>
         <w:t xml:space="preserve"> — créé — </w:t>
       </w:r>
-      <w:hyperlink w:history="1" r:id="rIdrokpylj9gky_dryll_c_j">
+      <w:hyperlink w:history="1" r:id="rIddtk-bztxphy_p4kt933hs">
         <w:r>
           <w:rPr>
             <w:rStyle w:val="Hyperlink"/>
@@ -1140,7 +1140,7 @@
       <w:r>
         <w:t xml:space="preserve"> — modifié — </w:t>
       </w:r>
-      <w:hyperlink w:history="1" r:id="rIdf03olcmqv3wigvkwwy8qt">
+      <w:hyperlink w:history="1" r:id="rIdpuq5c5afhblc0bcydqf9j">
         <w:r>
           <w:rPr>
             <w:rStyle w:val="Hyperlink"/>

--- a/docs/developpement/phases/word/PHASE_57_HYGIENE_ET_HACCP.docx
+++ b/docs/developpement/phases/word/PHASE_57_HYGIENE_ET_HACCP.docx
@@ -18,9 +18,9 @@
         <w:shd w:fill="F6F3FF" w:color="auto" w:val="clear"/>
       </w:pPr>
       <w:r>
-        <w:t xml:space="preserve">FlaiX Expert · dossier de développement · généré le 2026-10-23 depuis le dépôt </w:t>
-      </w:r>
-      <w:hyperlink w:history="1" r:id="rId3xvxxk66f9cuudbuklatw">
+        <w:t xml:space="preserve">FlaiX Expert · dossier de développement · généré le 2026-10-24 depuis le dépôt </w:t>
+      </w:r>
+      <w:hyperlink w:history="1" r:id="rIdir-zjatsfndwnjwpfjxj8">
         <w:r>
           <w:rPr>
             <w:rStyle w:val="Hyperlink"/>
@@ -576,7 +576,7 @@
           <w:numId w:val="2"/>
         </w:numPr>
       </w:pPr>
-      <w:hyperlink w:history="1" r:id="rId3r3_usmni3tajqqmnxcew">
+      <w:hyperlink w:history="1" r:id="rIdihl4s1fiinizrobq2t9yt">
         <w:r>
           <w:rPr>
             <w:rStyle w:val="Hyperlink"/>
@@ -596,7 +596,7 @@
           <w:numId w:val="2"/>
         </w:numPr>
       </w:pPr>
-      <w:hyperlink w:history="1" r:id="rIdcs8_skk3vnuzz0nsnrkzp">
+      <w:hyperlink w:history="1" r:id="rIdvdwwtnooxu4lb7vb3tx7j">
         <w:r>
           <w:rPr>
             <w:rStyle w:val="Hyperlink"/>
@@ -644,7 +644,7 @@
       <w:r>
         <w:t xml:space="preserve"> — créé — </w:t>
       </w:r>
-      <w:hyperlink w:history="1" r:id="rId6jsxblx3ka52euukp4jev">
+      <w:hyperlink w:history="1" r:id="rId8ggiuulspfl1sjuqzopq-">
         <w:r>
           <w:rPr>
             <w:rStyle w:val="Hyperlink"/>
@@ -681,7 +681,7 @@
       <w:r>
         <w:t xml:space="preserve"> — créé — </w:t>
       </w:r>
-      <w:hyperlink w:history="1" r:id="rIdeffn-jpngf18uxcc24wwc">
+      <w:hyperlink w:history="1" r:id="rIdii2e5cp4fjgiyt6r15bdj">
         <w:r>
           <w:rPr>
             <w:rStyle w:val="Hyperlink"/>
@@ -710,7 +710,7 @@
       <w:r>
         <w:t xml:space="preserve"> — modifié — </w:t>
       </w:r>
-      <w:hyperlink w:history="1" r:id="rIdirsuvsi31mx4uljhjlzi3">
+      <w:hyperlink w:history="1" r:id="rId5dckkfp3uvqb_n3t3fmtr">
         <w:r>
           <w:rPr>
             <w:rStyle w:val="Hyperlink"/>
@@ -739,7 +739,7 @@
       <w:r>
         <w:t xml:space="preserve"> — créé — </w:t>
       </w:r>
-      <w:hyperlink w:history="1" r:id="rIdundwmf27yltgoluqlq6do">
+      <w:hyperlink w:history="1" r:id="rIdgmqmadr9sm40ujtrzqujh">
         <w:r>
           <w:rPr>
             <w:rStyle w:val="Hyperlink"/>
@@ -776,7 +776,7 @@
       <w:r>
         <w:t xml:space="preserve"> — modifié — </w:t>
       </w:r>
-      <w:hyperlink w:history="1" r:id="rIdyvjz9j-n4_0t2zaju4oub">
+      <w:hyperlink w:history="1" r:id="rIdz_h1pzp9_-ccquws16hlr">
         <w:r>
           <w:rPr>
             <w:rStyle w:val="Hyperlink"/>
@@ -805,7 +805,7 @@
       <w:r>
         <w:t xml:space="preserve"> — modifié — </w:t>
       </w:r>
-      <w:hyperlink w:history="1" r:id="rIdu87i5kptya9l2a4jdbvgm">
+      <w:hyperlink w:history="1" r:id="rIdrwjoh82kqjhu4ayjzf3p6">
         <w:r>
           <w:rPr>
             <w:rStyle w:val="Hyperlink"/>
@@ -834,7 +834,7 @@
       <w:r>
         <w:t xml:space="preserve"> — créé — </w:t>
       </w:r>
-      <w:hyperlink w:history="1" r:id="rId7ytibw1-goqcms4glszza">
+      <w:hyperlink w:history="1" r:id="rIduoou28hiwuxjl4wcykmnk">
         <w:r>
           <w:rPr>
             <w:rStyle w:val="Hyperlink"/>
@@ -863,7 +863,7 @@
       <w:r>
         <w:t xml:space="preserve"> — modifié — </w:t>
       </w:r>
-      <w:hyperlink w:history="1" r:id="rIdrrb-eppvoyweqqkvxjkiu">
+      <w:hyperlink w:history="1" r:id="rIdfnf6emq-mmntvjaancj4f">
         <w:r>
           <w:rPr>
             <w:rStyle w:val="Hyperlink"/>
@@ -892,7 +892,7 @@
       <w:r>
         <w:t xml:space="preserve"> — modifié — </w:t>
       </w:r>
-      <w:hyperlink w:history="1" r:id="rIdpbbvo0hmilyxdby5jiatn">
+      <w:hyperlink w:history="1" r:id="rIdofaujenlrkjuf6jiou5uq">
         <w:r>
           <w:rPr>
             <w:rStyle w:val="Hyperlink"/>
@@ -929,7 +929,7 @@
       <w:r>
         <w:t xml:space="preserve"> — modifié — </w:t>
       </w:r>
-      <w:hyperlink w:history="1" r:id="rId_wtbkgp0gvvlqix-wpiyt">
+      <w:hyperlink w:history="1" r:id="rIdt6aup7vsz5l34t2syxbdq">
         <w:r>
           <w:rPr>
             <w:rStyle w:val="Hyperlink"/>
@@ -958,7 +958,7 @@
       <w:r>
         <w:t xml:space="preserve"> — créé — </w:t>
       </w:r>
-      <w:hyperlink w:history="1" r:id="rIdvheeoq5wjkawqtcubx28x">
+      <w:hyperlink w:history="1" r:id="rId7witqt6dn0zkxhyy-q4ni">
         <w:r>
           <w:rPr>
             <w:rStyle w:val="Hyperlink"/>
@@ -987,7 +987,7 @@
       <w:r>
         <w:t xml:space="preserve"> — modifié — </w:t>
       </w:r>
-      <w:hyperlink w:history="1" r:id="rId5aa0eohw8ah2sqe_zv2o8">
+      <w:hyperlink w:history="1" r:id="rIdpn-kuuoshadjj7zfi61rp">
         <w:r>
           <w:rPr>
             <w:rStyle w:val="Hyperlink"/>
@@ -1024,7 +1024,7 @@
       <w:r>
         <w:t xml:space="preserve"> — modifié — </w:t>
       </w:r>
-      <w:hyperlink w:history="1" r:id="rIdqcn4bx49j9rimqi7evlvi">
+      <w:hyperlink w:history="1" r:id="rIda-e2c5wuudoa_3m5zicze">
         <w:r>
           <w:rPr>
             <w:rStyle w:val="Hyperlink"/>
@@ -1053,7 +1053,7 @@
       <w:r>
         <w:t xml:space="preserve"> — modifié — </w:t>
       </w:r>
-      <w:hyperlink w:history="1" r:id="rIduwceigmafgsbnqcj56szh">
+      <w:hyperlink w:history="1" r:id="rIdvd5ucph0u4z5dazguqwt3">
         <w:r>
           <w:rPr>
             <w:rStyle w:val="Hyperlink"/>
@@ -1082,7 +1082,7 @@
       <w:r>
         <w:t xml:space="preserve"> — créé — </w:t>
       </w:r>
-      <w:hyperlink w:history="1" r:id="rIdzxpnd6ohnfagh2ax7xy44">
+      <w:hyperlink w:history="1" r:id="rId1vm4cuqc1cq6mc-gtngjd">
         <w:r>
           <w:rPr>
             <w:rStyle w:val="Hyperlink"/>
@@ -1111,7 +1111,7 @@
       <w:r>
         <w:t xml:space="preserve"> — créé — </w:t>
       </w:r>
-      <w:hyperlink w:history="1" r:id="rIddtk-bztxphy_p4kt933hs">
+      <w:hyperlink w:history="1" r:id="rId-ixcxmnn-varuyiuqwwnu">
         <w:r>
           <w:rPr>
             <w:rStyle w:val="Hyperlink"/>
@@ -1140,7 +1140,7 @@
       <w:r>
         <w:t xml:space="preserve"> — modifié — </w:t>
       </w:r>
-      <w:hyperlink w:history="1" r:id="rIdpuq5c5afhblc0bcydqf9j">
+      <w:hyperlink w:history="1" r:id="rIdhzwlqkz_2ez8y8k8piijr">
         <w:r>
           <w:rPr>
             <w:rStyle w:val="Hyperlink"/>

--- a/docs/developpement/phases/word/PHASE_57_HYGIENE_ET_HACCP.docx
+++ b/docs/developpement/phases/word/PHASE_57_HYGIENE_ET_HACCP.docx
@@ -18,9 +18,9 @@
         <w:shd w:fill="F6F3FF" w:color="auto" w:val="clear"/>
       </w:pPr>
       <w:r>
-        <w:t xml:space="preserve">FlaiX Expert · dossier de développement · généré le 2026-10-24 depuis le dépôt </w:t>
-      </w:r>
-      <w:hyperlink w:history="1" r:id="rIdir-zjatsfndwnjwpfjxj8">
+        <w:t xml:space="preserve">FlaiX Expert · dossier de développement · généré le 2026-10-25 depuis le dépôt </w:t>
+      </w:r>
+      <w:hyperlink w:history="1" r:id="rIdrere83vrmo_ri1lszgoih">
         <w:r>
           <w:rPr>
             <w:rStyle w:val="Hyperlink"/>
@@ -576,7 +576,7 @@
           <w:numId w:val="2"/>
         </w:numPr>
       </w:pPr>
-      <w:hyperlink w:history="1" r:id="rIdihl4s1fiinizrobq2t9yt">
+      <w:hyperlink w:history="1" r:id="rIdmrfxhox5vaombce7gyqqx">
         <w:r>
           <w:rPr>
             <w:rStyle w:val="Hyperlink"/>
@@ -596,7 +596,7 @@
           <w:numId w:val="2"/>
         </w:numPr>
       </w:pPr>
-      <w:hyperlink w:history="1" r:id="rIdvdwwtnooxu4lb7vb3tx7j">
+      <w:hyperlink w:history="1" r:id="rIdb9xl4lsvli_ch-_vmvas2">
         <w:r>
           <w:rPr>
             <w:rStyle w:val="Hyperlink"/>
@@ -644,7 +644,7 @@
       <w:r>
         <w:t xml:space="preserve"> — créé — </w:t>
       </w:r>
-      <w:hyperlink w:history="1" r:id="rId8ggiuulspfl1sjuqzopq-">
+      <w:hyperlink w:history="1" r:id="rIderhhiwltpsgzirdkjokjz">
         <w:r>
           <w:rPr>
             <w:rStyle w:val="Hyperlink"/>
@@ -681,7 +681,7 @@
       <w:r>
         <w:t xml:space="preserve"> — créé — </w:t>
       </w:r>
-      <w:hyperlink w:history="1" r:id="rIdii2e5cp4fjgiyt6r15bdj">
+      <w:hyperlink w:history="1" r:id="rId9t3bddslo_jalhw_s9ddc">
         <w:r>
           <w:rPr>
             <w:rStyle w:val="Hyperlink"/>
@@ -710,7 +710,7 @@
       <w:r>
         <w:t xml:space="preserve"> — modifié — </w:t>
       </w:r>
-      <w:hyperlink w:history="1" r:id="rId5dckkfp3uvqb_n3t3fmtr">
+      <w:hyperlink w:history="1" r:id="rIddyjnwn5edshvjhebqool5">
         <w:r>
           <w:rPr>
             <w:rStyle w:val="Hyperlink"/>
@@ -739,7 +739,7 @@
       <w:r>
         <w:t xml:space="preserve"> — créé — </w:t>
       </w:r>
-      <w:hyperlink w:history="1" r:id="rIdgmqmadr9sm40ujtrzqujh">
+      <w:hyperlink w:history="1" r:id="rIdh7e72k3pr4s9pooz6c5oi">
         <w:r>
           <w:rPr>
             <w:rStyle w:val="Hyperlink"/>
@@ -776,7 +776,7 @@
       <w:r>
         <w:t xml:space="preserve"> — modifié — </w:t>
       </w:r>
-      <w:hyperlink w:history="1" r:id="rIdz_h1pzp9_-ccquws16hlr">
+      <w:hyperlink w:history="1" r:id="rIdkleueis_cwuprmchmshcq">
         <w:r>
           <w:rPr>
             <w:rStyle w:val="Hyperlink"/>
@@ -805,7 +805,7 @@
       <w:r>
         <w:t xml:space="preserve"> — modifié — </w:t>
       </w:r>
-      <w:hyperlink w:history="1" r:id="rIdrwjoh82kqjhu4ayjzf3p6">
+      <w:hyperlink w:history="1" r:id="rIdoskomxmavpbpr-lgpj2nn">
         <w:r>
           <w:rPr>
             <w:rStyle w:val="Hyperlink"/>
@@ -834,7 +834,7 @@
       <w:r>
         <w:t xml:space="preserve"> — créé — </w:t>
       </w:r>
-      <w:hyperlink w:history="1" r:id="rIduoou28hiwuxjl4wcykmnk">
+      <w:hyperlink w:history="1" r:id="rIdgo0yhowkolgc9tsi7yszg">
         <w:r>
           <w:rPr>
             <w:rStyle w:val="Hyperlink"/>
@@ -863,7 +863,7 @@
       <w:r>
         <w:t xml:space="preserve"> — modifié — </w:t>
       </w:r>
-      <w:hyperlink w:history="1" r:id="rIdfnf6emq-mmntvjaancj4f">
+      <w:hyperlink w:history="1" r:id="rIdt2imwwdejtoozsdamhlcb">
         <w:r>
           <w:rPr>
             <w:rStyle w:val="Hyperlink"/>
@@ -892,7 +892,7 @@
       <w:r>
         <w:t xml:space="preserve"> — modifié — </w:t>
       </w:r>
-      <w:hyperlink w:history="1" r:id="rIdofaujenlrkjuf6jiou5uq">
+      <w:hyperlink w:history="1" r:id="rIdl40kenfeqejx7kiw98avu">
         <w:r>
           <w:rPr>
             <w:rStyle w:val="Hyperlink"/>
@@ -929,7 +929,7 @@
       <w:r>
         <w:t xml:space="preserve"> — modifié — </w:t>
       </w:r>
-      <w:hyperlink w:history="1" r:id="rIdt6aup7vsz5l34t2syxbdq">
+      <w:hyperlink w:history="1" r:id="rIdvdphsgaj8hlgabnk3tpw0">
         <w:r>
           <w:rPr>
             <w:rStyle w:val="Hyperlink"/>
@@ -958,7 +958,7 @@
       <w:r>
         <w:t xml:space="preserve"> — créé — </w:t>
       </w:r>
-      <w:hyperlink w:history="1" r:id="rId7witqt6dn0zkxhyy-q4ni">
+      <w:hyperlink w:history="1" r:id="rIdzecysnainixklqnz0cbkt">
         <w:r>
           <w:rPr>
             <w:rStyle w:val="Hyperlink"/>
@@ -987,7 +987,7 @@
       <w:r>
         <w:t xml:space="preserve"> — modifié — </w:t>
       </w:r>
-      <w:hyperlink w:history="1" r:id="rIdpn-kuuoshadjj7zfi61rp">
+      <w:hyperlink w:history="1" r:id="rIdx9uwptda1cadcy1nrolsw">
         <w:r>
           <w:rPr>
             <w:rStyle w:val="Hyperlink"/>
@@ -1024,7 +1024,7 @@
       <w:r>
         <w:t xml:space="preserve"> — modifié — </w:t>
       </w:r>
-      <w:hyperlink w:history="1" r:id="rIda-e2c5wuudoa_3m5zicze">
+      <w:hyperlink w:history="1" r:id="rIdh20kaxlzv19xlyl5cg4dq">
         <w:r>
           <w:rPr>
             <w:rStyle w:val="Hyperlink"/>
@@ -1053,7 +1053,7 @@
       <w:r>
         <w:t xml:space="preserve"> — modifié — </w:t>
       </w:r>
-      <w:hyperlink w:history="1" r:id="rIdvd5ucph0u4z5dazguqwt3">
+      <w:hyperlink w:history="1" r:id="rIdcpe7pvzftob_wpuk4e6lf">
         <w:r>
           <w:rPr>
             <w:rStyle w:val="Hyperlink"/>
@@ -1082,7 +1082,7 @@
       <w:r>
         <w:t xml:space="preserve"> — créé — </w:t>
       </w:r>
-      <w:hyperlink w:history="1" r:id="rId1vm4cuqc1cq6mc-gtngjd">
+      <w:hyperlink w:history="1" r:id="rIdtots2k56oeul6oyxpvxmr">
         <w:r>
           <w:rPr>
             <w:rStyle w:val="Hyperlink"/>
@@ -1111,7 +1111,7 @@
       <w:r>
         <w:t xml:space="preserve"> — créé — </w:t>
       </w:r>
-      <w:hyperlink w:history="1" r:id="rId-ixcxmnn-varuyiuqwwnu">
+      <w:hyperlink w:history="1" r:id="rIdk0tbcizhklsrb7rhnie6l">
         <w:r>
           <w:rPr>
             <w:rStyle w:val="Hyperlink"/>
@@ -1140,7 +1140,7 @@
       <w:r>
         <w:t xml:space="preserve"> — modifié — </w:t>
       </w:r>
-      <w:hyperlink w:history="1" r:id="rIdhzwlqkz_2ez8y8k8piijr">
+      <w:hyperlink w:history="1" r:id="rIda0xajqbbnajs7e9h6mn0k">
         <w:r>
           <w:rPr>
             <w:rStyle w:val="Hyperlink"/>

--- a/docs/developpement/phases/word/PHASE_57_HYGIENE_ET_HACCP.docx
+++ b/docs/developpement/phases/word/PHASE_57_HYGIENE_ET_HACCP.docx
@@ -20,7 +20,7 @@
       <w:r>
         <w:t xml:space="preserve">FlaiX Expert · dossier de développement · généré le 2026-10-25 depuis le dépôt </w:t>
       </w:r>
-      <w:hyperlink w:history="1" r:id="rIdrere83vrmo_ri1lszgoih">
+      <w:hyperlink w:history="1" r:id="rIdpqgevjxmsvf2zpdynqyqx">
         <w:r>
           <w:rPr>
             <w:rStyle w:val="Hyperlink"/>
@@ -576,7 +576,7 @@
           <w:numId w:val="2"/>
         </w:numPr>
       </w:pPr>
-      <w:hyperlink w:history="1" r:id="rIdmrfxhox5vaombce7gyqqx">
+      <w:hyperlink w:history="1" r:id="rIdkjb3bmquwb2gnpokoizot">
         <w:r>
           <w:rPr>
             <w:rStyle w:val="Hyperlink"/>
@@ -596,7 +596,7 @@
           <w:numId w:val="2"/>
         </w:numPr>
       </w:pPr>
-      <w:hyperlink w:history="1" r:id="rIdb9xl4lsvli_ch-_vmvas2">
+      <w:hyperlink w:history="1" r:id="rIdyuq0cc5rasmu0q-650fzs">
         <w:r>
           <w:rPr>
             <w:rStyle w:val="Hyperlink"/>
@@ -644,7 +644,7 @@
       <w:r>
         <w:t xml:space="preserve"> — créé — </w:t>
       </w:r>
-      <w:hyperlink w:history="1" r:id="rIderhhiwltpsgzirdkjokjz">
+      <w:hyperlink w:history="1" r:id="rIdmhwwxyisrirwd4lwqltn4">
         <w:r>
           <w:rPr>
             <w:rStyle w:val="Hyperlink"/>
@@ -681,7 +681,7 @@
       <w:r>
         <w:t xml:space="preserve"> — créé — </w:t>
       </w:r>
-      <w:hyperlink w:history="1" r:id="rId9t3bddslo_jalhw_s9ddc">
+      <w:hyperlink w:history="1" r:id="rIdlhnfgomrgtvzxdtgdbxjn">
         <w:r>
           <w:rPr>
             <w:rStyle w:val="Hyperlink"/>
@@ -710,7 +710,7 @@
       <w:r>
         <w:t xml:space="preserve"> — modifié — </w:t>
       </w:r>
-      <w:hyperlink w:history="1" r:id="rIddyjnwn5edshvjhebqool5">
+      <w:hyperlink w:history="1" r:id="rId3gu2u5o-jejexelbs8y7t">
         <w:r>
           <w:rPr>
             <w:rStyle w:val="Hyperlink"/>
@@ -739,7 +739,7 @@
       <w:r>
         <w:t xml:space="preserve"> — créé — </w:t>
       </w:r>
-      <w:hyperlink w:history="1" r:id="rIdh7e72k3pr4s9pooz6c5oi">
+      <w:hyperlink w:history="1" r:id="rIdsyaar3gua3du-gvkupwhj">
         <w:r>
           <w:rPr>
             <w:rStyle w:val="Hyperlink"/>
@@ -776,7 +776,7 @@
       <w:r>
         <w:t xml:space="preserve"> — modifié — </w:t>
       </w:r>
-      <w:hyperlink w:history="1" r:id="rIdkleueis_cwuprmchmshcq">
+      <w:hyperlink w:history="1" r:id="rIdqhe5x4-qyz_dleftwn1nr">
         <w:r>
           <w:rPr>
             <w:rStyle w:val="Hyperlink"/>
@@ -805,7 +805,7 @@
       <w:r>
         <w:t xml:space="preserve"> — modifié — </w:t>
       </w:r>
-      <w:hyperlink w:history="1" r:id="rIdoskomxmavpbpr-lgpj2nn">
+      <w:hyperlink w:history="1" r:id="rIda5h7bfcqlmoltuhel54av">
         <w:r>
           <w:rPr>
             <w:rStyle w:val="Hyperlink"/>
@@ -834,7 +834,7 @@
       <w:r>
         <w:t xml:space="preserve"> — créé — </w:t>
       </w:r>
-      <w:hyperlink w:history="1" r:id="rIdgo0yhowkolgc9tsi7yszg">
+      <w:hyperlink w:history="1" r:id="rIdvfvvoxurfykgqkr7iosw_">
         <w:r>
           <w:rPr>
             <w:rStyle w:val="Hyperlink"/>
@@ -863,7 +863,7 @@
       <w:r>
         <w:t xml:space="preserve"> — modifié — </w:t>
       </w:r>
-      <w:hyperlink w:history="1" r:id="rIdt2imwwdejtoozsdamhlcb">
+      <w:hyperlink w:history="1" r:id="rIdlcpbp2ldo5jr5uh1j3oy-">
         <w:r>
           <w:rPr>
             <w:rStyle w:val="Hyperlink"/>
@@ -892,7 +892,7 @@
       <w:r>
         <w:t xml:space="preserve"> — modifié — </w:t>
       </w:r>
-      <w:hyperlink w:history="1" r:id="rIdl40kenfeqejx7kiw98avu">
+      <w:hyperlink w:history="1" r:id="rIdmfucly0-wtvtggdyqroqs">
         <w:r>
           <w:rPr>
             <w:rStyle w:val="Hyperlink"/>
@@ -929,7 +929,7 @@
       <w:r>
         <w:t xml:space="preserve"> — modifié — </w:t>
       </w:r>
-      <w:hyperlink w:history="1" r:id="rIdvdphsgaj8hlgabnk3tpw0">
+      <w:hyperlink w:history="1" r:id="rIdwz00ygun3nakmghlj6kvj">
         <w:r>
           <w:rPr>
             <w:rStyle w:val="Hyperlink"/>
@@ -958,7 +958,7 @@
       <w:r>
         <w:t xml:space="preserve"> — créé — </w:t>
       </w:r>
-      <w:hyperlink w:history="1" r:id="rIdzecysnainixklqnz0cbkt">
+      <w:hyperlink w:history="1" r:id="rIdkgyyqqsobop9vtm1okmoz">
         <w:r>
           <w:rPr>
             <w:rStyle w:val="Hyperlink"/>
@@ -987,7 +987,7 @@
       <w:r>
         <w:t xml:space="preserve"> — modifié — </w:t>
       </w:r>
-      <w:hyperlink w:history="1" r:id="rIdx9uwptda1cadcy1nrolsw">
+      <w:hyperlink w:history="1" r:id="rIdaids5qbwg2ign2uxrtykz">
         <w:r>
           <w:rPr>
             <w:rStyle w:val="Hyperlink"/>
@@ -1024,7 +1024,7 @@
       <w:r>
         <w:t xml:space="preserve"> — modifié — </w:t>
       </w:r>
-      <w:hyperlink w:history="1" r:id="rIdh20kaxlzv19xlyl5cg4dq">
+      <w:hyperlink w:history="1" r:id="rIduhvejc0zc_5s8i0lwoigj">
         <w:r>
           <w:rPr>
             <w:rStyle w:val="Hyperlink"/>
@@ -1053,7 +1053,7 @@
       <w:r>
         <w:t xml:space="preserve"> — modifié — </w:t>
       </w:r>
-      <w:hyperlink w:history="1" r:id="rIdcpe7pvzftob_wpuk4e6lf">
+      <w:hyperlink w:history="1" r:id="rIdbawtq4kssdjfxfzjobkoo">
         <w:r>
           <w:rPr>
             <w:rStyle w:val="Hyperlink"/>
@@ -1082,7 +1082,7 @@
       <w:r>
         <w:t xml:space="preserve"> — créé — </w:t>
       </w:r>
-      <w:hyperlink w:history="1" r:id="rIdtots2k56oeul6oyxpvxmr">
+      <w:hyperlink w:history="1" r:id="rId7rgwo7oiqgppdjgmim84k">
         <w:r>
           <w:rPr>
             <w:rStyle w:val="Hyperlink"/>
@@ -1111,7 +1111,7 @@
       <w:r>
         <w:t xml:space="preserve"> — créé — </w:t>
       </w:r>
-      <w:hyperlink w:history="1" r:id="rIdk0tbcizhklsrb7rhnie6l">
+      <w:hyperlink w:history="1" r:id="rIdocrccsspnmuiotv3ppf2o">
         <w:r>
           <w:rPr>
             <w:rStyle w:val="Hyperlink"/>
@@ -1140,7 +1140,7 @@
       <w:r>
         <w:t xml:space="preserve"> — modifié — </w:t>
       </w:r>
-      <w:hyperlink w:history="1" r:id="rIda0xajqbbnajs7e9h6mn0k">
+      <w:hyperlink w:history="1" r:id="rIdwp768r4r7x6nefk9tto8y">
         <w:r>
           <w:rPr>
             <w:rStyle w:val="Hyperlink"/>

--- a/docs/developpement/phases/word/PHASE_57_HYGIENE_ET_HACCP.docx
+++ b/docs/developpement/phases/word/PHASE_57_HYGIENE_ET_HACCP.docx
@@ -20,7 +20,7 @@
       <w:r>
         <w:t xml:space="preserve">FlaiX Expert · dossier de développement · généré le 2026-10-25 depuis le dépôt </w:t>
       </w:r>
-      <w:hyperlink w:history="1" r:id="rIdpqgevjxmsvf2zpdynqyqx">
+      <w:hyperlink w:history="1" r:id="rId3efkp_vpmp469krwvp_2u">
         <w:r>
           <w:rPr>
             <w:rStyle w:val="Hyperlink"/>
@@ -576,7 +576,7 @@
           <w:numId w:val="2"/>
         </w:numPr>
       </w:pPr>
-      <w:hyperlink w:history="1" r:id="rIdkjb3bmquwb2gnpokoizot">
+      <w:hyperlink w:history="1" r:id="rIdjecuosj20r37bgf3pszig">
         <w:r>
           <w:rPr>
             <w:rStyle w:val="Hyperlink"/>
@@ -596,7 +596,7 @@
           <w:numId w:val="2"/>
         </w:numPr>
       </w:pPr>
-      <w:hyperlink w:history="1" r:id="rIdyuq0cc5rasmu0q-650fzs">
+      <w:hyperlink w:history="1" r:id="rIddpzqsevhz2exi7cg4vhup">
         <w:r>
           <w:rPr>
             <w:rStyle w:val="Hyperlink"/>
@@ -644,7 +644,7 @@
       <w:r>
         <w:t xml:space="preserve"> — créé — </w:t>
       </w:r>
-      <w:hyperlink w:history="1" r:id="rIdmhwwxyisrirwd4lwqltn4">
+      <w:hyperlink w:history="1" r:id="rId70iijok2frxuxpvnacodp">
         <w:r>
           <w:rPr>
             <w:rStyle w:val="Hyperlink"/>
@@ -681,7 +681,7 @@
       <w:r>
         <w:t xml:space="preserve"> — créé — </w:t>
       </w:r>
-      <w:hyperlink w:history="1" r:id="rIdlhnfgomrgtvzxdtgdbxjn">
+      <w:hyperlink w:history="1" r:id="rIdna2ypiqvppocsojtqgbbo">
         <w:r>
           <w:rPr>
             <w:rStyle w:val="Hyperlink"/>
@@ -710,7 +710,7 @@
       <w:r>
         <w:t xml:space="preserve"> — modifié — </w:t>
       </w:r>
-      <w:hyperlink w:history="1" r:id="rId3gu2u5o-jejexelbs8y7t">
+      <w:hyperlink w:history="1" r:id="rIdh0sbtmqcueg61a9h9l6fq">
         <w:r>
           <w:rPr>
             <w:rStyle w:val="Hyperlink"/>
@@ -739,7 +739,7 @@
       <w:r>
         <w:t xml:space="preserve"> — créé — </w:t>
       </w:r>
-      <w:hyperlink w:history="1" r:id="rIdsyaar3gua3du-gvkupwhj">
+      <w:hyperlink w:history="1" r:id="rIdmcb0jke0lyvniwvmmrkzw">
         <w:r>
           <w:rPr>
             <w:rStyle w:val="Hyperlink"/>
@@ -776,7 +776,7 @@
       <w:r>
         <w:t xml:space="preserve"> — modifié — </w:t>
       </w:r>
-      <w:hyperlink w:history="1" r:id="rIdqhe5x4-qyz_dleftwn1nr">
+      <w:hyperlink w:history="1" r:id="rIda_u8xz8fltaccjgoby4t6">
         <w:r>
           <w:rPr>
             <w:rStyle w:val="Hyperlink"/>
@@ -805,7 +805,7 @@
       <w:r>
         <w:t xml:space="preserve"> — modifié — </w:t>
       </w:r>
-      <w:hyperlink w:history="1" r:id="rIda5h7bfcqlmoltuhel54av">
+      <w:hyperlink w:history="1" r:id="rIduhma7xtarxzetbiaqt6sl">
         <w:r>
           <w:rPr>
             <w:rStyle w:val="Hyperlink"/>
@@ -834,7 +834,7 @@
       <w:r>
         <w:t xml:space="preserve"> — créé — </w:t>
       </w:r>
-      <w:hyperlink w:history="1" r:id="rIdvfvvoxurfykgqkr7iosw_">
+      <w:hyperlink w:history="1" r:id="rId6jyhhemlp3smef0jizqgu">
         <w:r>
           <w:rPr>
             <w:rStyle w:val="Hyperlink"/>
@@ -863,7 +863,7 @@
       <w:r>
         <w:t xml:space="preserve"> — modifié — </w:t>
       </w:r>
-      <w:hyperlink w:history="1" r:id="rIdlcpbp2ldo5jr5uh1j3oy-">
+      <w:hyperlink w:history="1" r:id="rIdzcjo05qo0sltnam3hr4jl">
         <w:r>
           <w:rPr>
             <w:rStyle w:val="Hyperlink"/>
@@ -892,7 +892,7 @@
       <w:r>
         <w:t xml:space="preserve"> — modifié — </w:t>
       </w:r>
-      <w:hyperlink w:history="1" r:id="rIdmfucly0-wtvtggdyqroqs">
+      <w:hyperlink w:history="1" r:id="rIdibm7marpifbvy9mv8vuxk">
         <w:r>
           <w:rPr>
             <w:rStyle w:val="Hyperlink"/>
@@ -929,7 +929,7 @@
       <w:r>
         <w:t xml:space="preserve"> — modifié — </w:t>
       </w:r>
-      <w:hyperlink w:history="1" r:id="rIdwz00ygun3nakmghlj6kvj">
+      <w:hyperlink w:history="1" r:id="rIdakqbd3p6uzxatmkhbgjh5">
         <w:r>
           <w:rPr>
             <w:rStyle w:val="Hyperlink"/>
@@ -958,7 +958,7 @@
       <w:r>
         <w:t xml:space="preserve"> — créé — </w:t>
       </w:r>
-      <w:hyperlink w:history="1" r:id="rIdkgyyqqsobop9vtm1okmoz">
+      <w:hyperlink w:history="1" r:id="rIdwx3bhosakntm9iyoifx6f">
         <w:r>
           <w:rPr>
             <w:rStyle w:val="Hyperlink"/>
@@ -987,7 +987,7 @@
       <w:r>
         <w:t xml:space="preserve"> — modifié — </w:t>
       </w:r>
-      <w:hyperlink w:history="1" r:id="rIdaids5qbwg2ign2uxrtykz">
+      <w:hyperlink w:history="1" r:id="rIdeawr9lpolgykgnqk9rqqc">
         <w:r>
           <w:rPr>
             <w:rStyle w:val="Hyperlink"/>
@@ -1024,7 +1024,7 @@
       <w:r>
         <w:t xml:space="preserve"> — modifié — </w:t>
       </w:r>
-      <w:hyperlink w:history="1" r:id="rIduhvejc0zc_5s8i0lwoigj">
+      <w:hyperlink w:history="1" r:id="rId9o9djyu-4tqw4xxtcptr1">
         <w:r>
           <w:rPr>
             <w:rStyle w:val="Hyperlink"/>
@@ -1053,7 +1053,7 @@
       <w:r>
         <w:t xml:space="preserve"> — modifié — </w:t>
       </w:r>
-      <w:hyperlink w:history="1" r:id="rIdbawtq4kssdjfxfzjobkoo">
+      <w:hyperlink w:history="1" r:id="rId4mevb1w30lag4fk4jduat">
         <w:r>
           <w:rPr>
             <w:rStyle w:val="Hyperlink"/>
@@ -1082,7 +1082,7 @@
       <w:r>
         <w:t xml:space="preserve"> — créé — </w:t>
       </w:r>
-      <w:hyperlink w:history="1" r:id="rId7rgwo7oiqgppdjgmim84k">
+      <w:hyperlink w:history="1" r:id="rIdbp07vvs5iceqckb7txbsw">
         <w:r>
           <w:rPr>
             <w:rStyle w:val="Hyperlink"/>
@@ -1111,7 +1111,7 @@
       <w:r>
         <w:t xml:space="preserve"> — créé — </w:t>
       </w:r>
-      <w:hyperlink w:history="1" r:id="rIdocrccsspnmuiotv3ppf2o">
+      <w:hyperlink w:history="1" r:id="rIdzynmubhpncqygm0ht4wtp">
         <w:r>
           <w:rPr>
             <w:rStyle w:val="Hyperlink"/>
@@ -1140,7 +1140,7 @@
       <w:r>
         <w:t xml:space="preserve"> — modifié — </w:t>
       </w:r>
-      <w:hyperlink w:history="1" r:id="rIdwp768r4r7x6nefk9tto8y">
+      <w:hyperlink w:history="1" r:id="rIdapocuidtzgr4qyhuq15hr">
         <w:r>
           <w:rPr>
             <w:rStyle w:val="Hyperlink"/>
